--- a/docs/สรุประบบสัญญา 1.1.docx
+++ b/docs/สรุประบบสัญญา 1.1.docx
@@ -926,7 +926,7 @@
         <w:rPr>
           <w:rFonts w:ascii="Leelawadee UI" w:hAnsi="Leelawadee UI" w:cs="Leelawadee UI"/>
         </w:rPr>
-        <w:t xml:space="preserve"> ถ้าไม่จ่ายระบบยกเลิกคำขอเอง ระหว่างรอ ห้องใหม่ถูกจองไว้ให้ คนอื่นขอย้ายเข้าไม่ได้</w:t>
+        <w:t xml:space="preserve"> ถ้าไม่จ่ายระบบยกเลิกคำขอเอง</w:t>
       </w:r>
     </w:p>
     <w:p>
@@ -959,6 +959,164 @@
           <w:rFonts w:ascii="Leelawadee UI" w:hAnsi="Leelawadee UI" w:cs="Leelawadee UI"/>
         </w:rPr>
         <w:t xml:space="preserve">ย้ายเสร็จ ห้องเดิมเป็นห้องว่าง วันสิ้นสุดสัญญายังเท่าเดิม</w:t>
+      </w:r>
+    </w:p>
+    <w:p>
+      <w:pPr>
+        <w:pStyle w:val="Heading2"/>
+        <w:keepNext/>
+        <w:keepLines/>
+        <w:spacing w:before="240" w:after="120"/>
+      </w:pPr>
+      <w:r>
+        <w:rPr>
+          <w:rFonts w:ascii="Leelawadee UI" w:hAnsi="Leelawadee UI" w:cs="Leelawadee UI"/>
+        </w:rPr>
+        <w:t xml:space="preserve">หลายคนอยากย้ายเข้าห้องเดียวกัน: ใครจ่ายก่อนได้ก่อน</w:t>
+      </w:r>
+    </w:p>
+    <w:p>
+      <w:pPr>
+        <w:pStyle w:val="ListParagraph"/>
+        <w:numPr>
+          <w:ilvl w:val="0"/>
+          <w:numId w:val="3"/>
+        </w:numPr>
+        <w:spacing w:after="80" w:line="300"/>
+      </w:pPr>
+      <w:r>
+        <w:rPr>
+          <w:rFonts w:ascii="Leelawadee UI" w:hAnsi="Leelawadee UI" w:cs="Leelawadee UI"/>
+          <w:b/>
+          <w:bCs/>
+        </w:rPr>
+        <w:t xml:space="preserve">ช่วงรอจ่าย: </w:t>
+      </w:r>
+      <w:r>
+        <w:rPr>
+          <w:rFonts w:ascii="Leelawadee UI" w:hAnsi="Leelawadee UI" w:cs="Leelawadee UI"/>
+        </w:rPr>
+        <w:t xml:space="preserve">ผู้เช่าหลายคนขอย้ายเข้าห้องเดียวกันได้ ห้องยังขึ้นเป็นห้องว่างให้คนอื่นเลือก</w:t>
+      </w:r>
+    </w:p>
+    <w:p>
+      <w:pPr>
+        <w:pStyle w:val="ListParagraph"/>
+        <w:numPr>
+          <w:ilvl w:val="0"/>
+          <w:numId w:val="3"/>
+        </w:numPr>
+        <w:spacing w:after="80" w:line="300"/>
+      </w:pPr>
+      <w:r>
+        <w:rPr>
+          <w:rFonts w:ascii="Leelawadee UI" w:hAnsi="Leelawadee UI" w:cs="Leelawadee UI"/>
+          <w:b/>
+          <w:bCs/>
+        </w:rPr>
+        <w:t xml:space="preserve">มีคนจ่ายมัดจำเพิ่มผ่านคนแรก: </w:t>
+      </w:r>
+      <w:r>
+        <w:rPr>
+          <w:rFonts w:ascii="Leelawadee UI" w:hAnsi="Leelawadee UI" w:cs="Leelawadee UI"/>
+        </w:rPr>
+        <w:t xml:space="preserve">คนนั้นได้ห้องทันที คำขอของคนอื่นที่เล็งห้องเดียวกันถูกยกเลิกอัตโนมัติ พร้อมแจ้งให้เลือกห้องอื่น</w:t>
+      </w:r>
+    </w:p>
+    <w:p>
+      <w:pPr>
+        <w:pStyle w:val="ListParagraph"/>
+        <w:numPr>
+          <w:ilvl w:val="0"/>
+          <w:numId w:val="3"/>
+        </w:numPr>
+        <w:spacing w:after="80" w:line="300"/>
+      </w:pPr>
+      <w:r>
+        <w:rPr>
+          <w:rFonts w:ascii="Leelawadee UI" w:hAnsi="Leelawadee UI" w:cs="Leelawadee UI"/>
+          <w:b/>
+          <w:bCs/>
+        </w:rPr>
+        <w:t xml:space="preserve">หลังจากนั้น: </w:t>
+      </w:r>
+      <w:r>
+        <w:rPr>
+          <w:rFonts w:ascii="Leelawadee UI" w:hAnsi="Leelawadee UI" w:cs="Leelawadee UI"/>
+        </w:rPr>
+        <w:t xml:space="preserve">ห้องถูกกันไว้ให้คนที่จ่าย คนอื่นขอย้ายเข้าห้องนี้ไม่ได้</w:t>
+      </w:r>
+    </w:p>
+    <w:p>
+      <w:pPr>
+        <w:pStyle w:val="ListParagraph"/>
+        <w:numPr>
+          <w:ilvl w:val="0"/>
+          <w:numId w:val="3"/>
+        </w:numPr>
+        <w:spacing w:after="80" w:line="300"/>
+      </w:pPr>
+      <w:r>
+        <w:rPr>
+          <w:rFonts w:ascii="Leelawadee UI" w:hAnsi="Leelawadee UI" w:cs="Leelawadee UI"/>
+          <w:b/>
+          <w:bCs/>
+        </w:rPr>
+        <w:t xml:space="preserve">ไม่ต้องจ่ายมัดจำเพิ่ม: </w:t>
+      </w:r>
+      <w:r>
+        <w:rPr>
+          <w:rFonts w:ascii="Leelawadee UI" w:hAnsi="Leelawadee UI" w:cs="Leelawadee UI"/>
+        </w:rPr>
+        <w:t xml:space="preserve">คนแรกที่ได้รับอนุมัติย้ายจะได้ห้อง</w:t>
+      </w:r>
+    </w:p>
+    <w:p>
+      <w:pPr>
+        <w:pStyle w:val="ListParagraph"/>
+        <w:numPr>
+          <w:ilvl w:val="0"/>
+          <w:numId w:val="3"/>
+        </w:numPr>
+        <w:spacing w:after="80" w:line="300"/>
+      </w:pPr>
+      <w:r>
+        <w:rPr>
+          <w:rFonts w:ascii="Leelawadee UI" w:hAnsi="Leelawadee UI" w:cs="Leelawadee UI"/>
+          <w:b/>
+          <w:bCs/>
+        </w:rPr>
+        <w:t xml:space="preserve">ผู้เช่าใหม่: </w:t>
+      </w:r>
+      <w:r>
+        <w:rPr>
+          <w:rFonts w:ascii="Leelawadee UI" w:hAnsi="Leelawadee UI" w:cs="Leelawadee UI"/>
+        </w:rPr>
+        <w:t xml:space="preserve">พนักงานยังลงทะเบียนผู้เช่าใหม่เข้าห้องนี้ได้ ถ้าลงทะเบียนก่อน คำขอย้ายห้องทั้งหมดที่เล็งห้องนี้จะถูกยกเลิก</w:t>
+      </w:r>
+    </w:p>
+    <w:p>
+      <w:pPr>
+        <w:pStyle w:val="ListParagraph"/>
+        <w:numPr>
+          <w:ilvl w:val="0"/>
+          <w:numId w:val="3"/>
+        </w:numPr>
+        <w:spacing w:after="80" w:line="300"/>
+      </w:pPr>
+      <w:r>
+        <w:rPr>
+          <w:rFonts w:ascii="Leelawadee UI" w:hAnsi="Leelawadee UI" w:cs="Leelawadee UI"/>
+          <w:b/>
+          <w:bCs/>
+        </w:rPr>
+        <w:t xml:space="preserve">ส่งสลิปแล้วแต่ช้ากว่าคนอื่น: </w:t>
+      </w:r>
+      <w:r>
+        <w:rPr>
+          <w:rFonts w:ascii="Leelawadee UI" w:hAnsi="Leelawadee UI" w:cs="Leelawadee UI"/>
+        </w:rPr>
+        <w:t xml:space="preserve">บิลถูกยกเลิก พนักงานต้องคืนเงินตามสลิปให้ผู้เช่า</w:t>
       </w:r>
     </w:p>
     <w:p>

--- a/docs/สรุประบบสัญญา 1.1.docx
+++ b/docs/สรุประบบสัญญา 1.1.docx
@@ -1044,7 +1044,7 @@
         <w:rPr>
           <w:rFonts w:ascii="Leelawadee UI" w:hAnsi="Leelawadee UI" w:cs="Leelawadee UI"/>
         </w:rPr>
-        <w:t xml:space="preserve">ห้องถูกกันไว้ให้คนที่จ่าย คนอื่นขอย้ายเข้าห้องนี้ไม่ได้</w:t>
+        <w:t xml:space="preserve">ห้องถูกกันไว้ให้คนที่จ่ายจนกว่าพนักงานจะอนุมัติ ผู้เช่าคนอื่นขอย้ายเข้าห้องนี้ไม่ได้ และห้องนี้ไม่ขึ้นให้เลือกในหน้าลงทะเบียนผู้เช่าใหม่</w:t>
       </w:r>
     </w:p>
     <w:p>
@@ -1092,7 +1092,7 @@
         <w:rPr>
           <w:rFonts w:ascii="Leelawadee UI" w:hAnsi="Leelawadee UI" w:cs="Leelawadee UI"/>
         </w:rPr>
-        <w:t xml:space="preserve">พนักงานยังลงทะเบียนผู้เช่าใหม่เข้าห้องนี้ได้ ถ้าลงทะเบียนก่อน คำขอย้ายห้องทั้งหมดที่เล็งห้องนี้จะถูกยกเลิก</w:t>
+        <w:t xml:space="preserve">ถ้ายังไม่มีใครจ่าย พนักงานยังลงทะเบียนผู้เช่าใหม่เข้าห้องนี้ได้ และคำขอย้ายห้องทั้งหมดที่เล็งห้องนี้จะถูกยกเลิก แต่ถ้ามีคนจ่ายแล้ว ห้องนี้จะไม่ขึ้นให้เลือกในหน้าลงทะเบียน จนกว่าการย้ายจะเสร็จหรือถูกยกเลิก</w:t>
       </w:r>
     </w:p>
     <w:p>
